--- a/Sarper_Aydog_CV.docx
+++ b/Sarper_Aydog_CV.docx
@@ -42,7 +42,7 @@
           <w:sz w:val="18"/>
           <w:szCs w:val="18"/>
         </w:rPr>
-        <w:t xml:space="preserve">Munich, Germany   ·   aydogsarper@gmail.com   ·   +49 1573 1146675</w:t>
+        <w:t xml:space="preserve">Munich, Germany   ·   aydogsarper@gmail.com   ·   +49 1573 1146675   ·   sarperaydog.github.io</w:t>
       </w:r>
     </w:p>
     <w:p>
@@ -82,6 +82,7 @@
     </w:p>
     <w:p>
       <w:pPr>
+        <w:keepNext/>
         <w:spacing w:after="20" w:before="320"/>
       </w:pPr>
       <w:r>
@@ -98,6 +99,7 @@
     </w:p>
     <w:p>
       <w:pPr>
+        <w:keepNext/>
         <w:spacing w:after="10"/>
       </w:pPr>
       <w:r>
@@ -113,6 +115,7 @@
     </w:p>
     <w:p>
       <w:pPr>
+        <w:keepNext/>
         <w:spacing w:after="10"/>
       </w:pPr>
       <w:r>
@@ -127,6 +130,7 @@
     </w:p>
     <w:p>
       <w:pPr>
+        <w:keepNext/>
         <w:spacing w:after="180"/>
       </w:pPr>
       <w:r>
@@ -141,6 +145,7 @@
     </w:p>
     <w:p>
       <w:pPr>
+        <w:keepNext/>
         <w:spacing w:after="20" w:before="320"/>
       </w:pPr>
       <w:r>
@@ -157,6 +162,7 @@
     </w:p>
     <w:p>
       <w:pPr>
+        <w:keepNext/>
         <w:spacing w:after="10"/>
       </w:pPr>
       <w:r>
@@ -172,6 +178,7 @@
     </w:p>
     <w:p>
       <w:pPr>
+        <w:keepNext/>
         <w:spacing w:after="10"/>
       </w:pPr>
       <w:r>
@@ -186,6 +193,7 @@
     </w:p>
     <w:p>
       <w:pPr>
+        <w:keepNext/>
         <w:spacing w:after="180"/>
       </w:pPr>
       <w:r>
@@ -201,6 +209,7 @@
     <w:p>
       <w:pPr>
         <w:pStyle w:val="ListParagraph"/>
+        <w:keepNext/>
         <w:numPr>
           <w:ilvl w:val="0"/>
           <w:numId w:val="1"/>
@@ -219,6 +228,7 @@
     <w:p>
       <w:pPr>
         <w:pStyle w:val="ListParagraph"/>
+        <w:keepNext/>
         <w:numPr>
           <w:ilvl w:val="0"/>
           <w:numId w:val="1"/>
@@ -237,6 +247,7 @@
     <w:p>
       <w:pPr>
         <w:pStyle w:val="ListParagraph"/>
+        <w:keepNext/>
         <w:numPr>
           <w:ilvl w:val="0"/>
           <w:numId w:val="1"/>
@@ -255,6 +266,7 @@
     <w:p>
       <w:pPr>
         <w:pStyle w:val="ListParagraph"/>
+        <w:keepNext w:val="false"/>
         <w:numPr>
           <w:ilvl w:val="0"/>
           <w:numId w:val="1"/>
@@ -272,6 +284,7 @@
     </w:p>
     <w:p>
       <w:pPr>
+        <w:keepNext/>
         <w:spacing w:after="20" w:before="320"/>
       </w:pPr>
       <w:r>
@@ -288,6 +301,7 @@
     </w:p>
     <w:p>
       <w:pPr>
+        <w:keepNext/>
         <w:spacing w:after="10"/>
       </w:pPr>
       <w:r>
@@ -303,6 +317,7 @@
     </w:p>
     <w:p>
       <w:pPr>
+        <w:keepNext/>
         <w:spacing w:after="10"/>
       </w:pPr>
       <w:r>
@@ -317,6 +332,7 @@
     </w:p>
     <w:p>
       <w:pPr>
+        <w:keepNext/>
         <w:spacing w:after="180"/>
       </w:pPr>
       <w:r>
@@ -332,6 +348,7 @@
     <w:p>
       <w:pPr>
         <w:pStyle w:val="ListParagraph"/>
+        <w:keepNext/>
         <w:numPr>
           <w:ilvl w:val="0"/>
           <w:numId w:val="1"/>
@@ -350,6 +367,7 @@
     <w:p>
       <w:pPr>
         <w:pStyle w:val="ListParagraph"/>
+        <w:keepNext/>
         <w:numPr>
           <w:ilvl w:val="0"/>
           <w:numId w:val="1"/>
@@ -368,6 +386,7 @@
     <w:p>
       <w:pPr>
         <w:pStyle w:val="ListParagraph"/>
+        <w:keepNext/>
         <w:numPr>
           <w:ilvl w:val="0"/>
           <w:numId w:val="1"/>
@@ -386,6 +405,7 @@
     <w:p>
       <w:pPr>
         <w:pStyle w:val="ListParagraph"/>
+        <w:keepNext w:val="false"/>
         <w:numPr>
           <w:ilvl w:val="0"/>
           <w:numId w:val="1"/>
@@ -403,6 +423,7 @@
     </w:p>
     <w:p>
       <w:pPr>
+        <w:keepNext/>
         <w:spacing w:after="20" w:before="320"/>
       </w:pPr>
       <w:r>
@@ -419,6 +440,7 @@
     </w:p>
     <w:p>
       <w:pPr>
+        <w:keepNext/>
         <w:spacing w:after="10"/>
       </w:pPr>
       <w:r>
@@ -434,6 +456,7 @@
     </w:p>
     <w:p>
       <w:pPr>
+        <w:keepNext/>
         <w:spacing w:after="10"/>
       </w:pPr>
       <w:r>
@@ -448,6 +471,7 @@
     </w:p>
     <w:p>
       <w:pPr>
+        <w:keepNext/>
         <w:spacing w:after="180"/>
       </w:pPr>
       <w:r>
@@ -463,6 +487,7 @@
     <w:p>
       <w:pPr>
         <w:pStyle w:val="ListParagraph"/>
+        <w:keepNext/>
         <w:numPr>
           <w:ilvl w:val="0"/>
           <w:numId w:val="1"/>
@@ -481,6 +506,7 @@
     <w:p>
       <w:pPr>
         <w:pStyle w:val="ListParagraph"/>
+        <w:keepNext/>
         <w:numPr>
           <w:ilvl w:val="0"/>
           <w:numId w:val="1"/>
@@ -499,6 +525,7 @@
     <w:p>
       <w:pPr>
         <w:pStyle w:val="ListParagraph"/>
+        <w:keepNext/>
         <w:numPr>
           <w:ilvl w:val="0"/>
           <w:numId w:val="1"/>
@@ -517,6 +544,7 @@
     <w:p>
       <w:pPr>
         <w:pStyle w:val="ListParagraph"/>
+        <w:keepNext w:val="false"/>
         <w:numPr>
           <w:ilvl w:val="0"/>
           <w:numId w:val="1"/>
@@ -550,6 +578,7 @@
     </w:p>
     <w:p>
       <w:pPr>
+        <w:keepNext/>
         <w:spacing w:after="20" w:before="320"/>
       </w:pPr>
       <w:r>
@@ -566,6 +595,7 @@
     </w:p>
     <w:p>
       <w:pPr>
+        <w:keepNext/>
         <w:spacing w:after="10"/>
       </w:pPr>
       <w:r>
@@ -581,6 +611,7 @@
     </w:p>
     <w:p>
       <w:pPr>
+        <w:keepNext/>
         <w:spacing w:after="10"/>
       </w:pPr>
       <w:r>
@@ -595,6 +626,7 @@
     </w:p>
     <w:p>
       <w:pPr>
+        <w:keepNext/>
         <w:spacing w:after="180"/>
       </w:pPr>
       <w:r>
@@ -610,6 +642,7 @@
     <w:p>
       <w:pPr>
         <w:pStyle w:val="ListParagraph"/>
+        <w:keepNext/>
         <w:numPr>
           <w:ilvl w:val="0"/>
           <w:numId w:val="1"/>
@@ -628,6 +661,7 @@
     <w:p>
       <w:pPr>
         <w:pStyle w:val="ListParagraph"/>
+        <w:keepNext/>
         <w:numPr>
           <w:ilvl w:val="0"/>
           <w:numId w:val="1"/>
@@ -646,6 +680,7 @@
     <w:p>
       <w:pPr>
         <w:pStyle w:val="ListParagraph"/>
+        <w:keepNext w:val="false"/>
         <w:numPr>
           <w:ilvl w:val="0"/>
           <w:numId w:val="1"/>
@@ -663,6 +698,7 @@
     </w:p>
     <w:p>
       <w:pPr>
+        <w:keepNext/>
         <w:spacing w:after="20" w:before="320"/>
       </w:pPr>
       <w:r>
@@ -679,6 +715,7 @@
     </w:p>
     <w:p>
       <w:pPr>
+        <w:keepNext/>
         <w:spacing w:after="10"/>
       </w:pPr>
       <w:r>
@@ -694,6 +731,7 @@
     </w:p>
     <w:p>
       <w:pPr>
+        <w:keepNext/>
         <w:spacing w:after="10"/>
       </w:pPr>
       <w:r>
@@ -708,6 +746,7 @@
     </w:p>
     <w:p>
       <w:pPr>
+        <w:keepNext/>
         <w:spacing w:after="180"/>
       </w:pPr>
       <w:r>
@@ -723,6 +762,7 @@
     <w:p>
       <w:pPr>
         <w:pStyle w:val="ListParagraph"/>
+        <w:keepNext/>
         <w:numPr>
           <w:ilvl w:val="0"/>
           <w:numId w:val="1"/>
@@ -741,6 +781,7 @@
     <w:p>
       <w:pPr>
         <w:pStyle w:val="ListParagraph"/>
+        <w:keepNext/>
         <w:numPr>
           <w:ilvl w:val="0"/>
           <w:numId w:val="1"/>
@@ -759,6 +800,7 @@
     <w:p>
       <w:pPr>
         <w:pStyle w:val="ListParagraph"/>
+        <w:keepNext/>
         <w:numPr>
           <w:ilvl w:val="0"/>
           <w:numId w:val="1"/>
@@ -777,6 +819,7 @@
     <w:p>
       <w:pPr>
         <w:pStyle w:val="ListParagraph"/>
+        <w:keepNext w:val="false"/>
         <w:numPr>
           <w:ilvl w:val="0"/>
           <w:numId w:val="1"/>
@@ -794,6 +837,7 @@
     </w:p>
     <w:p>
       <w:pPr>
+        <w:keepNext/>
         <w:spacing w:after="20" w:before="320"/>
       </w:pPr>
       <w:r>
@@ -810,6 +854,7 @@
     </w:p>
     <w:p>
       <w:pPr>
+        <w:keepNext/>
         <w:spacing w:after="10"/>
       </w:pPr>
       <w:r>
@@ -825,6 +870,7 @@
     </w:p>
     <w:p>
       <w:pPr>
+        <w:keepNext/>
         <w:spacing w:after="10"/>
       </w:pPr>
       <w:r>
@@ -839,6 +885,7 @@
     </w:p>
     <w:p>
       <w:pPr>
+        <w:keepNext/>
         <w:spacing w:after="180"/>
       </w:pPr>
       <w:r>
@@ -854,6 +901,7 @@
     <w:p>
       <w:pPr>
         <w:pStyle w:val="ListParagraph"/>
+        <w:keepNext/>
         <w:numPr>
           <w:ilvl w:val="0"/>
           <w:numId w:val="1"/>
@@ -872,6 +920,7 @@
     <w:p>
       <w:pPr>
         <w:pStyle w:val="ListParagraph"/>
+        <w:keepNext/>
         <w:numPr>
           <w:ilvl w:val="0"/>
           <w:numId w:val="1"/>
@@ -890,6 +939,7 @@
     <w:p>
       <w:pPr>
         <w:pStyle w:val="ListParagraph"/>
+        <w:keepNext/>
         <w:numPr>
           <w:ilvl w:val="0"/>
           <w:numId w:val="1"/>
@@ -908,6 +958,7 @@
     <w:p>
       <w:pPr>
         <w:pStyle w:val="ListParagraph"/>
+        <w:keepNext w:val="false"/>
         <w:numPr>
           <w:ilvl w:val="0"/>
           <w:numId w:val="1"/>

--- a/Sarper_Aydog_CV.docx
+++ b/Sarper_Aydog_CV.docx
@@ -42,8 +42,20 @@
           <w:sz w:val="18"/>
           <w:szCs w:val="18"/>
         </w:rPr>
-        <w:t xml:space="preserve">Munich, Germany   ·   aydogsarper@gmail.com   ·   +49 1573 1146675   ·   sarperaydog.github.io</w:t>
-      </w:r>
+        <w:t xml:space="preserve">Munich, Germany   ·   aydogsarper@gmail.com   ·   +49 1573 1146675   ·   </w:t>
+      </w:r>
+      <w:hyperlink w:history="1" r:id="rIdrobngcw5e5v0gpxu0xhtn">
+        <w:r>
+          <w:rPr>
+            <w:rFonts w:ascii="Arial" w:cs="Arial" w:eastAsia="Arial" w:hAnsi="Arial"/>
+            <w:color w:val="1155CC"/>
+            <w:sz w:val="18"/>
+            <w:szCs w:val="18"/>
+            <w:u w:val="single"/>
+          </w:rPr>
+          <w:t xml:space="preserve">Portfolio</w:t>
+        </w:r>
+      </w:hyperlink>
     </w:p>
     <w:p>
       <w:pPr>

--- a/Sarper_Aydog_CV.docx
+++ b/Sarper_Aydog_CV.docx
@@ -200,7 +200,7 @@
           <w:sz w:val="20"/>
           <w:szCs w:val="20"/>
         </w:rPr>
-        <w:t xml:space="preserve">Game Design, Level Design, Environment Art</w:t>
+        <w:t xml:space="preserve">Level Design, Game Design, Environment Art</w:t>
       </w:r>
     </w:p>
     <w:p>
